--- a/deliverables/AskInfer-Bench_汇报精简版.docx
+++ b/deliverables/AskInfer-Bench_汇报精简版.docx
@@ -131,7 +131,7 @@
                 <w:color w:val="5B6B7A"/>
                 <w:sz w:val="21"/>
               </w:rPr>
-              <w:t>v0.60 · 汇报精简版</w:t>
+              <w:t>v0.61 · 汇报精简版</w:t>
             </w:r>
           </w:p>
         </w:tc>
@@ -189,7 +189,7 @@
                 <w:color w:val="5B6B7A"/>
                 <w:sz w:val="21"/>
               </w:rPr>
-              <w:t>2026 年 8 月 24 日</w:t>
+              <w:t>2026 年 9 月 3 日</w:t>
             </w:r>
           </w:p>
         </w:tc>
@@ -313,7 +313,7 @@
         <w:rPr>
           <w:rFonts w:ascii="Calibri" w:hAnsi="Calibri" w:eastAsia="PingFang SC"/>
         </w:rPr>
-        <w:t>PDR 边界</w:t>
+        <w:t>PDR 边界与 50→15</w:t>
       </w:r>
     </w:p>
     <w:p>
@@ -439,7 +439,7 @@
           <w:color w:val="5B6B7A"/>
           <w:sz w:val="21"/>
         </w:rPr>
-        <w:t>建议讲法：3 分钟 PDR 边界，4 分钟 δ 与双轨，4 分钟过程/最终指标，4 分钟 pilot 与停止门。</w:t>
+        <w:t>建议讲法：4 分钟 PDR 边界与 50→15，4 分钟 δ 与双轨，4 分钟过程/最终指标，4 分钟 pilot 与停止门。</w:t>
       </w:r>
     </w:p>
     <w:p>
@@ -491,7 +491,7 @@
               <a:graphicData uri="http://schemas.openxmlformats.org/drawingml/2006/picture">
                 <pic:pic>
                   <pic:nvPicPr>
-                    <pic:cNvPr id="0" name="AskInfer-Bench_评测框架_v0.60.png"/>
+                    <pic:cNvPr id="0" name="AskInfer-Bench_评测框架_v0.61.png"/>
                     <pic:cNvPicPr/>
                   </pic:nvPicPr>
                   <pic:blipFill>
@@ -1376,6 +1376,52 @@
       </w:r>
     </w:p>
     <w:p>
+      <w:r>
+        <w:rPr>
+          <w:rFonts w:ascii="Calibri" w:hAnsi="Calibri" w:eastAsia="PingFang SC"/>
+        </w:rPr>
+        <w:t xml:space="preserve">50 题不随机抽、不按 domain 配额。先标 </w:t>
+      </w:r>
+      <w:r>
+        <w:rPr>
+          <w:rFonts w:ascii="Courier New" w:hAnsi="Courier New" w:eastAsia="PingFang SC"/>
+          <w:color w:val="6A3E00"/>
+          <w:sz w:val="20"/>
+        </w:rPr>
+        <w:t>Personalization leverage=0/1/2</w:t>
+      </w:r>
+      <w:r>
+        <w:rPr>
+          <w:rFonts w:ascii="Calibri" w:hAnsi="Calibri" w:eastAsia="PingFang SC"/>
+        </w:rPr>
+        <w:t>，再用非表面改变、history 可取证、2–4 dimensions、DR 深度、人口投射与 profile 冲突做硬门。Provisional 15 个官方 ID：</w:t>
+      </w:r>
+    </w:p>
+    <w:p>
+      <w:r>
+        <w:rPr>
+          <w:rFonts w:ascii="Courier New" w:hAnsi="Courier New" w:eastAsia="PingFang SC"/>
+          <w:color w:val="6A3E00"/>
+          <w:sz w:val="20"/>
+        </w:rPr>
+        <w:t>1, 4, 5, 6, 9, 10, 11, 16, 21, 22, 30, 33, 35, 39, 49</w:t>
+      </w:r>
+      <w:r>
+        <w:rPr>
+          <w:rFonts w:ascii="Calibri" w:hAnsi="Calibri" w:eastAsia="PingFang SC"/>
+        </w:rPr>
+        <w:t>。</w:t>
+      </w:r>
+    </w:p>
+    <w:p>
+      <w:r>
+        <w:rPr>
+          <w:rFonts w:ascii="Calibri" w:hAnsi="Calibri" w:eastAsia="PingFang SC"/>
+        </w:rPr>
+        <w:t>对应 9 个 domain、76 个官方 bridge pairs；不均匀分布是 screening output。两名人类须盲化复标，A/B pair 另审，禁止依据 agent 结果换题。年龄/性别/职业标签不计 preference node；Finance/Health/Real Estate 需专家安全与可行性复核。</w:t>
+      </w:r>
+    </w:p>
+    <w:p>
       <w:pPr>
         <w:pStyle w:val="Heading1"/>
       </w:pPr>
@@ -1548,7 +1594,7 @@
         <w:rPr>
           <w:rFonts w:ascii="Calibri" w:hAnsi="Calibri" w:eastAsia="PingFang SC"/>
         </w:rPr>
-        <w:t>通过后才扩到 24 个独立基础任务。样本量由 family-level pilot 方差决定；seed 不能替代 family。</w:t>
+        <w:t>通过后，DR overlap 使用通过人工 qualification 的 15 个 PDR tasks；Coding/Data 暂各 8 个，上限 31 个基础任务。最终样本量由 family-level pilot 方差、资格通过率与成本决定；seed 不能替代 family，也不能看 agent 输出删题。</w:t>
       </w:r>
     </w:p>
     <w:p>
@@ -1966,7 +2012,7 @@
         <w:color w:val="5B6B7A"/>
         <w:sz w:val="18"/>
       </w:rPr>
-      <w:t xml:space="preserve">2026-8-24   ·   </w:t>
+      <w:t xml:space="preserve">2026-9-3   ·   </w:t>
     </w:r>
     <w:r>
       <w:rPr>
@@ -1999,7 +2045,7 @@
         <w:color w:val="5B6B7A"/>
         <w:sz w:val="18"/>
       </w:rPr>
-      <w:t xml:space="preserve">2026-8-24   ·   </w:t>
+      <w:t xml:space="preserve">2026-9-3   ·   </w:t>
     </w:r>
     <w:r>
       <w:rPr>
@@ -2032,7 +2078,7 @@
         <w:color w:val="5B6B7A"/>
         <w:sz w:val="18"/>
       </w:rPr>
-      <w:t xml:space="preserve">2026-8-24   ·   </w:t>
+      <w:t xml:space="preserve">2026-9-3   ·   </w:t>
     </w:r>
     <w:r>
       <w:rPr>

--- a/deliverables/AskInfer-Bench_汇报精简版.docx
+++ b/deliverables/AskInfer-Bench_汇报精简版.docx
@@ -131,7 +131,7 @@
                 <w:color w:val="5B6B7A"/>
                 <w:sz w:val="21"/>
               </w:rPr>
-              <w:t>v0.61 · 汇报精简版</w:t>
+              <w:t>v0.62 · 汇报精简版</w:t>
             </w:r>
           </w:p>
         </w:tc>
@@ -491,7 +491,7 @@
               <a:graphicData uri="http://schemas.openxmlformats.org/drawingml/2006/picture">
                 <pic:pic>
                   <pic:nvPicPr>
-                    <pic:cNvPr id="0" name="AskInfer-Bench_评测框架_v0.61.png"/>
+                    <pic:cNvPr id="0" name="AskInfer-Bench_评测框架_v0.62.png"/>
                     <pic:cNvPicPr/>
                   </pic:nvPicPr>
                   <pic:blipFill>
@@ -1530,7 +1530,7 @@
         <w:rPr>
           <w:rFonts w:ascii="Calibri" w:hAnsi="Calibri" w:eastAsia="PingFang SC"/>
         </w:rPr>
-        <w:t xml:space="preserve">Novelty-kill pilot：6 个基础任务（每域 2）× 3 个 </w:t>
+        <w:t xml:space="preserve">Novelty-kill pilot：冻结 PDR-T01、PDR-T30、SW001、SW013、DA003、DA015；每题一个 A/B pair，在 node 层覆盖 high/low/zero </w:t>
       </w:r>
       <w:r>
         <w:rPr>
@@ -1544,7 +1544,7 @@
         <w:rPr>
           <w:rFonts w:ascii="Calibri" w:hAnsi="Calibri" w:eastAsia="PingFang SC"/>
         </w:rPr>
-        <w:t xml:space="preserve"> strata × 4 agent × A0/A1/A2 ≈ 216 Ask episodes；2 个 DR task 加 I0–I3。</w:t>
+        <w:t>。Codex CLI、Claude Code、Gemini CLI 三个必跑系统共 114 个唯一 episode；OpenHands 条件性加入后为 152。Ask 跑 A0/A1/A2，2 个 DR 题另跑 I1/I3，A0=I0、A2=I2 复用。</w:t>
       </w:r>
     </w:p>
     <w:p>
@@ -1594,7 +1594,7 @@
         <w:rPr>
           <w:rFonts w:ascii="Calibri" w:hAnsi="Calibri" w:eastAsia="PingFang SC"/>
         </w:rPr>
-        <w:t>通过后，DR overlap 使用通过人工 qualification 的 15 个 PDR tasks；Coding/Data 暂各 8 个，上限 31 个基础任务。最终样本量由 family-level pilot 方差、资格通过率与成本决定；seed 不能替代 family，也不能看 agent 输出删题。</w:t>
+        <w:t>9 月 14 日过门后，第一轮只扩到 12 个独立基础任务（每域 4 个），作为截稿前 scoped agent-system leaderboard 的候选规模。通过人工 qualification 的 15 个 PDR tasks 加 Coding/Data 各 8 个只构成后续 31 题规划上限。最终样本量由 family-level pilot 方差、资格通过率与成本决定；seed 不能替代 family，也不能看 agent 输出删题。</w:t>
       </w:r>
     </w:p>
     <w:p>
@@ -1798,7 +1798,7 @@
         <w:rPr>
           <w:rFonts w:ascii="Calibri" w:hAnsi="Calibri" w:eastAsia="PingFang SC"/>
         </w:rPr>
-        <w:t>先做 216-episode novelty-kill pilot，还是继续优先真人问卷建设？</w:t>
+        <w:t>先执行 114-episode 三系统 novelty-kill pilot，还是在三域 smoke 不过时立即收窄系统或任务范围？</w:t>
       </w:r>
     </w:p>
     <w:p>

--- a/deliverables/AskInfer-Bench_汇报精简版.docx
+++ b/deliverables/AskInfer-Bench_汇报精简版.docx
@@ -131,7 +131,7 @@
                 <w:color w:val="5B6B7A"/>
                 <w:sz w:val="21"/>
               </w:rPr>
-              <w:t>v0.62 · 汇报精简版</w:t>
+              <w:t>v0.63 · 汇报精简版</w:t>
             </w:r>
           </w:p>
         </w:tc>
@@ -189,7 +189,7 @@
                 <w:color w:val="5B6B7A"/>
                 <w:sz w:val="21"/>
               </w:rPr>
-              <w:t>2026 年 9 月 3 日</w:t>
+              <w:t>2026 年 9 月 4 日</w:t>
             </w:r>
           </w:p>
         </w:tc>
@@ -1594,6 +1594,28 @@
         <w:rPr>
           <w:rFonts w:ascii="Calibri" w:hAnsi="Calibri" w:eastAsia="PingFang SC"/>
         </w:rPr>
+        <w:t xml:space="preserve">v0.63 已生成可执行 S0 包：SW001/SW013/DA003/DA015 共 8 个 synthetic A/B user states、4 套 artifact-evidence rubrics、Research/Code/Data 三个 smoke prompts 和打分表。它只用于 question/parser/answer-use/reset 排障；两人验证和真实 repo/data fixture 通过前不计入主表。Gemini CLI </w:t>
+      </w:r>
+      <w:r>
+        <w:rPr>
+          <w:rFonts w:ascii="Courier New" w:hAnsi="Courier New" w:eastAsia="PingFang SC"/>
+          <w:color w:val="6A3E00"/>
+          <w:sz w:val="20"/>
+        </w:rPr>
+        <w:t>0.46.0</w:t>
+      </w:r>
+      <w:r>
+        <w:rPr>
+          <w:rFonts w:ascii="Calibri" w:hAnsi="Calibri" w:eastAsia="PingFang SC"/>
+        </w:rPr>
+        <w:t xml:space="preserve"> 已安装，OAuth 登录待本人完成。</w:t>
+      </w:r>
+    </w:p>
+    <w:p>
+      <w:r>
+        <w:rPr>
+          <w:rFonts w:ascii="Calibri" w:hAnsi="Calibri" w:eastAsia="PingFang SC"/>
+        </w:rPr>
         <w:t>9 月 14 日过门后，第一轮只扩到 12 个独立基础任务（每域 4 个），作为截稿前 scoped agent-system leaderboard 的候选规模。通过人工 qualification 的 15 个 PDR tasks 加 Coding/Data 各 8 个只构成后续 31 题规划上限。最终样本量由 family-level pilot 方差、资格通过率与成本决定；seed 不能替代 family，也不能看 agent 输出删题。</w:t>
       </w:r>
     </w:p>
@@ -2012,7 +2034,7 @@
         <w:color w:val="5B6B7A"/>
         <w:sz w:val="18"/>
       </w:rPr>
-      <w:t xml:space="preserve">2026-9-3   ·   </w:t>
+      <w:t xml:space="preserve">2026-9-4   ·   </w:t>
     </w:r>
     <w:r>
       <w:rPr>
@@ -2045,7 +2067,7 @@
         <w:color w:val="5B6B7A"/>
         <w:sz w:val="18"/>
       </w:rPr>
-      <w:t xml:space="preserve">2026-9-3   ·   </w:t>
+      <w:t xml:space="preserve">2026-9-4   ·   </w:t>
     </w:r>
     <w:r>
       <w:rPr>
@@ -2078,7 +2100,7 @@
         <w:color w:val="5B6B7A"/>
         <w:sz w:val="18"/>
       </w:rPr>
-      <w:t xml:space="preserve">2026-9-3   ·   </w:t>
+      <w:t xml:space="preserve">2026-9-4   ·   </w:t>
     </w:r>
     <w:r>
       <w:rPr>

--- a/deliverables/AskInfer-Bench_汇报精简版.docx
+++ b/deliverables/AskInfer-Bench_汇报精简版.docx
@@ -131,7 +131,7 @@
                 <w:color w:val="5B6B7A"/>
                 <w:sz w:val="21"/>
               </w:rPr>
-              <w:t>v0.63 · 汇报精简版</w:t>
+              <w:t>v0.64 · 汇报精简版</w:t>
             </w:r>
           </w:p>
         </w:tc>
@@ -1594,7 +1594,7 @@
         <w:rPr>
           <w:rFonts w:ascii="Calibri" w:hAnsi="Calibri" w:eastAsia="PingFang SC"/>
         </w:rPr>
-        <w:t xml:space="preserve">v0.63 已生成可执行 S0 包：SW001/SW013/DA003/DA015 共 8 个 synthetic A/B user states、4 套 artifact-evidence rubrics、Research/Code/Data 三个 smoke prompts 和打分表。它只用于 question/parser/answer-use/reset 排障；两人验证和真实 repo/data fixture 通过前不计入主表。Gemini CLI </w:t>
+        <w:t xml:space="preserve">v0.63 已生成可执行 S0 包：SW001/SW013/DA003/DA015 共 8 个 synthetic A/B user states、4 套 artifact-evidence rubrics、Research/Code/Data 三个 smoke prompts 和打分表。v0.64 首轮实跑中，Codex 为 Research PASS、Code PASS with warning、Data FAIL；Data 漏问 decision horizon。Claude 三题均在模型接收输入前因企业余额不足返回 401，只算基础设施失败。该包仍只用于 question/parser/answer-use/reset 排障；两人验证和真实 repo/data fixture 通过前不计入主表。Gemini CLI </w:t>
       </w:r>
       <w:r>
         <w:rPr>

--- a/deliverables/AskInfer-Bench_汇报精简版.docx
+++ b/deliverables/AskInfer-Bench_汇报精简版.docx
@@ -131,7 +131,7 @@
                 <w:color w:val="5B6B7A"/>
                 <w:sz w:val="21"/>
               </w:rPr>
-              <w:t>v0.64 · 汇报精简版</w:t>
+              <w:t>v0.65 · 汇报精简版</w:t>
             </w:r>
           </w:p>
         </w:tc>
@@ -189,7 +189,7 @@
                 <w:color w:val="5B6B7A"/>
                 <w:sz w:val="21"/>
               </w:rPr>
-              <w:t>2026 年 9 月 4 日</w:t>
+              <w:t>2026 年 9 月 5 日</w:t>
             </w:r>
           </w:p>
         </w:tc>
@@ -1616,6 +1616,14 @@
         <w:rPr>
           <w:rFonts w:ascii="Calibri" w:hAnsi="Calibri" w:eastAsia="PingFang SC"/>
         </w:rPr>
+        <w:t>v0.65 单任务 PDR-T30 产品 pilot 已闭环：Full=6.703、No-Ask=5.596、Interactive=6.033，InteractiveGain=+0.438，RecoveryRatio=39.53%。Interactive 主动问了六个 task-relevant 问题，时间、内容方向、长期品牌和 ROI 信号被采用；未恢复部分主要来自未询问 founder/company role、技术资历、既有平台/工具、跨境和合规背景。n=1、full 也可追问且评分走 product-UI transport，因此只作为 Go/No-Go 机制证据，不进入系统榜。</w:t>
+      </w:r>
+    </w:p>
+    <w:p>
+      <w:r>
+        <w:rPr>
+          <w:rFonts w:ascii="Calibri" w:hAnsi="Calibri" w:eastAsia="PingFang SC"/>
+        </w:rPr>
         <w:t>9 月 14 日过门后，第一轮只扩到 12 个独立基础任务（每域 4 个），作为截稿前 scoped agent-system leaderboard 的候选规模。通过人工 qualification 的 15 个 PDR tasks 加 Coding/Data 各 8 个只构成后续 31 题规划上限。最终样本量由 family-level pilot 方差、资格通过率与成本决定；seed 不能替代 family，也不能看 agent 输出删题。</w:t>
       </w:r>
     </w:p>
@@ -2034,7 +2042,7 @@
         <w:color w:val="5B6B7A"/>
         <w:sz w:val="18"/>
       </w:rPr>
-      <w:t xml:space="preserve">2026-9-4   ·   </w:t>
+      <w:t xml:space="preserve">2026-9-5   ·   </w:t>
     </w:r>
     <w:r>
       <w:rPr>
@@ -2067,7 +2075,7 @@
         <w:color w:val="5B6B7A"/>
         <w:sz w:val="18"/>
       </w:rPr>
-      <w:t xml:space="preserve">2026-9-4   ·   </w:t>
+      <w:t xml:space="preserve">2026-9-5   ·   </w:t>
     </w:r>
     <w:r>
       <w:rPr>
@@ -2100,7 +2108,7 @@
         <w:color w:val="5B6B7A"/>
         <w:sz w:val="18"/>
       </w:rPr>
-      <w:t xml:space="preserve">2026-9-4   ·   </w:t>
+      <w:t xml:space="preserve">2026-9-5   ·   </w:t>
     </w:r>
     <w:r>
       <w:rPr>

--- a/deliverables/AskInfer-Bench_汇报精简版.docx
+++ b/deliverables/AskInfer-Bench_汇报精简版.docx
@@ -131,7 +131,7 @@
                 <w:color w:val="5B6B7A"/>
                 <w:sz w:val="21"/>
               </w:rPr>
-              <w:t>v0.65 · 汇报精简版</w:t>
+              <w:t>v0.66 · 汇报精简版</w:t>
             </w:r>
           </w:p>
         </w:tc>
@@ -189,7 +189,7 @@
                 <w:color w:val="5B6B7A"/>
                 <w:sz w:val="21"/>
               </w:rPr>
-              <w:t>2026 年 9 月 5 日</w:t>
+              <w:t>2026 年 9 月 6 日</w:t>
             </w:r>
           </w:p>
         </w:tc>
@@ -439,7 +439,7 @@
           <w:color w:val="5B6B7A"/>
           <w:sz w:val="21"/>
         </w:rPr>
-        <w:t>建议讲法：4 分钟 PDR 边界与 50→15，4 分钟 δ 与双轨，4 分钟过程/最终指标，4 分钟 pilot 与停止门。</w:t>
+        <w:t>建议讲法：4 分钟 PDR 边界与 50→15，4 分钟 δ 与双轨，4 分钟过程/最终指标，4 分钟 pilot 与停止条件。</w:t>
       </w:r>
     </w:p>
     <w:p>
@@ -1624,6 +1624,14 @@
         <w:rPr>
           <w:rFonts w:ascii="Calibri" w:hAnsi="Calibri" w:eastAsia="PingFang SC"/>
         </w:rPr>
+        <w:t>v0.66 紧接着跑 PDR-T01 × User1 × 两个产品 agent：相同 instruction-only + free-clarification 输入下，ChatGPT 一轮 15 个 atomic slots 覆盖 7/7 critical clusters，Gemini 0 问，Jaccard=0；盲化三重复 P-score 为 7.057 对 6.065，差 +0.992。优势集中在个性化方向验证、fit-based shortlist 和背景提升，支持 clarification-policy heterogeneity 的 existence proof；产品组件同时变化，因此不作纯提问因果解释或 agent 排名。</w:t>
+      </w:r>
+    </w:p>
+    <w:p>
+      <w:r>
+        <w:rPr>
+          <w:rFonts w:ascii="Calibri" w:hAnsi="Calibri" w:eastAsia="PingFang SC"/>
+        </w:rPr>
         <w:t>9 月 14 日过门后，第一轮只扩到 12 个独立基础任务（每域 4 个），作为截稿前 scoped agent-system leaderboard 的候选规模。通过人工 qualification 的 15 个 PDR tasks 加 Coding/Data 各 8 个只构成后续 31 题规划上限。最终样本量由 family-level pilot 方差、资格通过率与成本决定；seed 不能替代 family，也不能看 agent 输出删题。</w:t>
       </w:r>
     </w:p>
@@ -2042,7 +2050,7 @@
         <w:color w:val="5B6B7A"/>
         <w:sz w:val="18"/>
       </w:rPr>
-      <w:t xml:space="preserve">2026-9-5   ·   </w:t>
+      <w:t xml:space="preserve">2026-9-6   ·   </w:t>
     </w:r>
     <w:r>
       <w:rPr>
@@ -2075,7 +2083,7 @@
         <w:color w:val="5B6B7A"/>
         <w:sz w:val="18"/>
       </w:rPr>
-      <w:t xml:space="preserve">2026-9-5   ·   </w:t>
+      <w:t xml:space="preserve">2026-9-6   ·   </w:t>
     </w:r>
     <w:r>
       <w:rPr>
@@ -2108,7 +2116,7 @@
         <w:color w:val="5B6B7A"/>
         <w:sz w:val="18"/>
       </w:rPr>
-      <w:t xml:space="preserve">2026-9-5   ·   </w:t>
+      <w:t xml:space="preserve">2026-9-6   ·   </w:t>
     </w:r>
     <w:r>
       <w:rPr>

--- a/deliverables/AskInfer-Bench_汇报精简版.docx
+++ b/deliverables/AskInfer-Bench_汇报精简版.docx
@@ -131,7 +131,7 @@
                 <w:color w:val="5B6B7A"/>
                 <w:sz w:val="21"/>
               </w:rPr>
-              <w:t>v0.66 · 汇报精简版</w:t>
+              <w:t>v0.67 · 汇报精简版</w:t>
             </w:r>
           </w:p>
         </w:tc>
@@ -1632,6 +1632,28 @@
         <w:rPr>
           <w:rFonts w:ascii="Calibri" w:hAnsi="Calibri" w:eastAsia="PingFang SC"/>
         </w:rPr>
+        <w:t xml:space="preserve">v0.67 把 PDR-T30 的 44 条 criteria 映射为 22 个 preference units。Interactive 六问覆盖 11/22，严格 </w:t>
+      </w:r>
+      <w:r>
+        <w:rPr>
+          <w:rFonts w:ascii="Courier New" w:hAnsi="Courier New" w:eastAsia="PingFang SC"/>
+          <w:color w:val="6A3E00"/>
+          <w:sz w:val="20"/>
+        </w:rPr>
+        <w:t>Asked→Resolved→Reflected</w:t>
+      </w:r>
+      <w:r>
+        <w:rPr>
+          <w:rFonts w:ascii="Calibri" w:hAnsi="Calibri" w:eastAsia="PingFang SC"/>
+        </w:rPr>
+        <w:t xml:space="preserve"> 为 5/22；Full 起始 known 14/22。Full 五问是 0/5 redundant、5/5 reasonable residual verification，但 persona 未定义目标值，故没有新增 resolved unit。该链条首次区分“问题值得问”“simulator 能回答”“答案真正改变报告”，但目前仍需第二位独立 coder 复标。</w:t>
+      </w:r>
+    </w:p>
+    <w:p>
+      <w:r>
+        <w:rPr>
+          <w:rFonts w:ascii="Calibri" w:hAnsi="Calibri" w:eastAsia="PingFang SC"/>
+        </w:rPr>
         <w:t>9 月 14 日过门后，第一轮只扩到 12 个独立基础任务（每域 4 个），作为截稿前 scoped agent-system leaderboard 的候选规模。通过人工 qualification 的 15 个 PDR tasks 加 Coding/Data 各 8 个只构成后续 31 题规划上限。最终样本量由 family-level pilot 方差、资格通过率与成本决定；seed 不能替代 family，也不能看 agent 输出删题。</w:t>
       </w:r>
     </w:p>

--- a/deliverables/AskInfer-Bench_汇报精简版.docx
+++ b/deliverables/AskInfer-Bench_汇报精简版.docx
@@ -131,7 +131,7 @@
                 <w:color w:val="5B6B7A"/>
                 <w:sz w:val="21"/>
               </w:rPr>
-              <w:t>v0.67 · 汇报精简版</w:t>
+              <w:t>v0.68 · 汇报精简版</w:t>
             </w:r>
           </w:p>
         </w:tc>
@@ -189,7 +189,7 @@
                 <w:color w:val="5B6B7A"/>
                 <w:sz w:val="21"/>
               </w:rPr>
-              <w:t>2026 年 9 月 6 日</w:t>
+              <w:t>2026 年 9 月 8 日</w:t>
             </w:r>
           </w:p>
         </w:tc>
@@ -452,6 +452,8 @@
         <w:sectPr>
           <w:headerReference w:type="default" r:id="rId9"/>
           <w:footerReference w:type="default" r:id="rId10"/>
+          <w:headerReference w:type="even" r:id="rId11"/>
+          <w:footerReference w:type="even" r:id="rId12"/>
           <w:pgSz w:w="12240" w:h="15840"/>
           <w:pgMar w:top="1080" w:right="1080" w:bottom="1080" w:left="1080" w:header="708" w:footer="708" w:gutter="0"/>
           <w:cols w:space="720"/>
@@ -495,7 +497,7 @@
                     <pic:cNvPicPr/>
                   </pic:nvPicPr>
                   <pic:blipFill>
-                    <a:blip r:embed="rId13"/>
+                    <a:blip r:embed="rId17"/>
                     <a:stretch>
                       <a:fillRect/>
                     </a:stretch>
@@ -532,8 +534,10 @@
     <w:p>
       <w:pPr>
         <w:sectPr>
-          <w:headerReference w:type="default" r:id="rId11"/>
-          <w:footerReference w:type="default" r:id="rId12"/>
+          <w:headerReference w:type="default" r:id="rId13"/>
+          <w:footerReference w:type="default" r:id="rId14"/>
+          <w:headerReference w:type="even" r:id="rId15"/>
+          <w:footerReference w:type="even" r:id="rId16"/>
           <w:pgSz w:w="15840" w:h="12240" w:orient="landscape"/>
           <w:pgMar w:top="936" w:right="936" w:bottom="936" w:left="936" w:header="708" w:footer="708" w:gutter="0"/>
           <w:cols w:space="720"/>
@@ -586,7 +590,7 @@
         </w:rPr>
         <w:t>，测完整用户信息给到后会不会用。</w:t>
       </w:r>
-      <w:hyperlink r:id="rId16">
+      <w:hyperlink r:id="rId22">
         <w:r>
           <w:rPr>
             <w:rFonts w:ascii="Calibri" w:hAnsi="Calibri" w:eastAsia="PingFang SC"/>
@@ -1356,7 +1360,7 @@
         </w:rPr>
         <w:t>可以：复用 task source shell，structured persona 用作 full-persona bridge。</w:t>
       </w:r>
-      <w:hyperlink r:id="rId17">
+      <w:hyperlink r:id="rId23">
         <w:r>
           <w:rPr>
             <w:rFonts w:ascii="Calibri" w:hAnsi="Calibri" w:eastAsia="PingFang SC"/>
@@ -1568,7 +1572,7 @@
         </w:rPr>
         <w:t xml:space="preserve"> 是否可复现、问题能否映射 nodes、Ask/Infer/final chain 是否跑通、已有 G-STEER/IDRBench 指标是否已解释全部现象。</w:t>
       </w:r>
-      <w:hyperlink r:id="rId18">
+      <w:hyperlink r:id="rId24">
         <w:r>
           <w:rPr>
             <w:rFonts w:ascii="Calibri" w:hAnsi="Calibri" w:eastAsia="PingFang SC"/>
@@ -1578,7 +1582,7 @@
           <w:t>[3]</w:t>
         </w:r>
       </w:hyperlink>
-      <w:hyperlink r:id="rId19">
+      <w:hyperlink r:id="rId25">
         <w:r>
           <w:rPr>
             <w:rFonts w:ascii="Calibri" w:hAnsi="Calibri" w:eastAsia="PingFang SC"/>
@@ -1647,6 +1651,28 @@
           <w:rFonts w:ascii="Calibri" w:hAnsi="Calibri" w:eastAsia="PingFang SC"/>
         </w:rPr>
         <w:t xml:space="preserve"> 为 5/22；Full 起始 known 14/22。Full 五问是 0/5 redundant、5/5 reasonable residual verification，但 persona 未定义目标值，故没有新增 resolved unit。该链条首次区分“问题值得问”“simulator 能回答”“答案真正改变报告”，但目前仍需第二位独立 coder 复标。</w:t>
+      </w:r>
+    </w:p>
+    <w:p>
+      <w:r>
+        <w:rPr>
+          <w:rFonts w:ascii="Calibri" w:hAnsi="Calibri" w:eastAsia="PingFang SC"/>
+        </w:rPr>
+        <w:t xml:space="preserve">v0.68 的 PDR-T35 × User8 calibration pilot 预冻结 8 个 preference units（high/medium/low 为 3/3/2）后，让两个产品 agent 接收同一 instruction-only + free-clarification 输入。ChatGPT 与 Gemini 都是 0 问，三个 recall 与 weighted coverage 全为 0；37 条原 criteria 的盲化三重复 P-score 为 5.5383 与 5.7033。该差异不是 clarification effect，因为两边都没有 acquisition。结论是共同的 permission-only zero-ask floor，不足以估计 </w:t>
+      </w:r>
+      <w:r>
+        <w:rPr>
+          <w:rFonts w:ascii="Courier New" w:hAnsi="Courier New" w:eastAsia="PingFang SC"/>
+          <w:color w:val="6A3E00"/>
+          <w:sz w:val="20"/>
+        </w:rPr>
+        <w:t>δ</w:t>
+      </w:r>
+      <w:r>
+        <w:rPr>
+          <w:rFonts w:ascii="Calibri" w:hAnsi="Calibri" w:eastAsia="PingFang SC"/>
+        </w:rPr>
+        <w:t xml:space="preserve"> slope；先做小规模 repeat 和产品表面检查，不直接扩 30 题。</w:t>
       </w:r>
     </w:p>
     <w:p>
@@ -1912,7 +1938,7 @@
         </w:rPr>
         <w:t xml:space="preserve">. </w:t>
       </w:r>
-      <w:hyperlink r:id="rId16">
+      <w:hyperlink r:id="rId22">
         <w:r>
           <w:rPr>
             <w:rFonts w:ascii="Calibri" w:hAnsi="Calibri" w:eastAsia="PingFang SC"/>
@@ -1952,7 +1978,7 @@
         </w:rPr>
         <w:t xml:space="preserve">. </w:t>
       </w:r>
-      <w:hyperlink r:id="rId17">
+      <w:hyperlink r:id="rId23">
         <w:r>
           <w:rPr>
             <w:rFonts w:ascii="Calibri" w:hAnsi="Calibri" w:eastAsia="PingFang SC"/>
@@ -1992,7 +2018,7 @@
         </w:rPr>
         <w:t xml:space="preserve">. </w:t>
       </w:r>
-      <w:hyperlink r:id="rId18">
+      <w:hyperlink r:id="rId24">
         <w:r>
           <w:rPr>
             <w:rFonts w:ascii="Calibri" w:hAnsi="Calibri" w:eastAsia="PingFang SC"/>
@@ -2032,7 +2058,7 @@
         </w:rPr>
         <w:t xml:space="preserve">. </w:t>
       </w:r>
-      <w:hyperlink r:id="rId19">
+      <w:hyperlink r:id="rId25">
         <w:r>
           <w:rPr>
             <w:rFonts w:ascii="Calibri" w:hAnsi="Calibri" w:eastAsia="PingFang SC"/>
@@ -2046,8 +2072,10 @@
       </w:hyperlink>
     </w:p>
     <w:sectPr>
-      <w:headerReference w:type="default" r:id="rId14"/>
-      <w:footerReference w:type="default" r:id="rId15"/>
+      <w:headerReference w:type="default" r:id="rId18"/>
+      <w:footerReference w:type="default" r:id="rId19"/>
+      <w:headerReference w:type="even" r:id="rId20"/>
+      <w:footerReference w:type="even" r:id="rId21"/>
       <w:pgSz w:w="12240" w:h="15840"/>
       <w:pgMar w:top="1080" w:right="1080" w:bottom="1080" w:left="1080" w:header="708" w:footer="708" w:gutter="0"/>
       <w:cols w:space="720"/>
@@ -2072,7 +2100,7 @@
         <w:color w:val="5B6B7A"/>
         <w:sz w:val="18"/>
       </w:rPr>
-      <w:t xml:space="preserve">2026-9-6   ·   </w:t>
+      <w:t xml:space="preserve">2026-9-8   ·   </w:t>
     </w:r>
     <w:r>
       <w:rPr>
@@ -2105,7 +2133,7 @@
         <w:color w:val="5B6B7A"/>
         <w:sz w:val="18"/>
       </w:rPr>
-      <w:t xml:space="preserve">2026-9-6   ·   </w:t>
+      <w:t xml:space="preserve">2026-9-8   ·   </w:t>
     </w:r>
     <w:r>
       <w:rPr>
@@ -2138,7 +2166,106 @@
         <w:color w:val="5B6B7A"/>
         <w:sz w:val="18"/>
       </w:rPr>
-      <w:t xml:space="preserve">2026-9-6   ·   </w:t>
+      <w:t xml:space="preserve">2026-9-8   ·   </w:t>
+    </w:r>
+    <w:r>
+      <w:rPr>
+        <w:rFonts w:ascii="Calibri" w:hAnsi="Calibri" w:eastAsia="PingFang SC"/>
+        <w:color w:val="5B6B7A"/>
+        <w:sz w:val="18"/>
+      </w:rPr>
+      <w:fldChar w:fldCharType="begin"/>
+      <w:instrText xml:space="preserve">PAGE</w:instrText>
+      <w:fldChar w:fldCharType="separate"/>
+      <w:t>1</w:t>
+      <w:fldChar w:fldCharType="end"/>
+    </w:r>
+  </w:p>
+</w:ftr>
+</file>
+
+<file path=word/footer4.xml><?xml version="1.0" encoding="utf-8"?>
+<w:ftr xmlns:m="http://schemas.openxmlformats.org/officeDocument/2006/math" xmlns:mc="http://schemas.openxmlformats.org/markup-compatibility/2006" xmlns:mo="http://schemas.microsoft.com/office/mac/office/2008/main" xmlns:mv="urn:schemas-microsoft-com:mac:vml" xmlns:o="urn:schemas-microsoft-com:office:office" xmlns:r="http://schemas.openxmlformats.org/officeDocument/2006/relationships" xmlns:v="urn:schemas-microsoft-com:vml" xmlns:w10="urn:schemas-microsoft-com:office:word" xmlns:w14="http://schemas.microsoft.com/office/word/2010/wordml" xmlns:w="http://schemas.openxmlformats.org/wordprocessingml/2006/main" xmlns:wne="http://schemas.microsoft.com/office/word/2006/wordml" xmlns:wp14="http://schemas.microsoft.com/office/word/2010/wordprocessingDrawing" xmlns:wp="http://schemas.openxmlformats.org/drawingml/2006/wordprocessingDrawing" xmlns:wpc="http://schemas.microsoft.com/office/word/2010/wordprocessingCanvas" xmlns:wpg="http://schemas.microsoft.com/office/word/2010/wordprocessingGroup" xmlns:wpi="http://schemas.microsoft.com/office/word/2010/wordprocessingInk" xmlns:wps="http://schemas.microsoft.com/office/word/2010/wordprocessingShape" mc:Ignorable="w14 wp14">
+  <w:p>
+    <w:pPr>
+      <w:pStyle w:val="Footer"/>
+      <w:spacing w:before="0"/>
+      <w:jc w:val="right"/>
+    </w:pPr>
+    <w:r/>
+    <w:r>
+      <w:rPr>
+        <w:rFonts w:ascii="Calibri" w:hAnsi="Calibri" w:eastAsia="PingFang SC"/>
+        <w:color w:val="5B6B7A"/>
+        <w:sz w:val="18"/>
+      </w:rPr>
+      <w:t xml:space="preserve">2026-9-8   ·   </w:t>
+    </w:r>
+    <w:r>
+      <w:rPr>
+        <w:rFonts w:ascii="Calibri" w:hAnsi="Calibri" w:eastAsia="PingFang SC"/>
+        <w:color w:val="5B6B7A"/>
+        <w:sz w:val="18"/>
+      </w:rPr>
+      <w:fldChar w:fldCharType="begin"/>
+      <w:instrText xml:space="preserve">PAGE</w:instrText>
+      <w:fldChar w:fldCharType="separate"/>
+      <w:t>1</w:t>
+      <w:fldChar w:fldCharType="end"/>
+    </w:r>
+  </w:p>
+</w:ftr>
+</file>
+
+<file path=word/footer5.xml><?xml version="1.0" encoding="utf-8"?>
+<w:ftr xmlns:m="http://schemas.openxmlformats.org/officeDocument/2006/math" xmlns:mc="http://schemas.openxmlformats.org/markup-compatibility/2006" xmlns:mo="http://schemas.microsoft.com/office/mac/office/2008/main" xmlns:mv="urn:schemas-microsoft-com:mac:vml" xmlns:o="urn:schemas-microsoft-com:office:office" xmlns:r="http://schemas.openxmlformats.org/officeDocument/2006/relationships" xmlns:v="urn:schemas-microsoft-com:vml" xmlns:w10="urn:schemas-microsoft-com:office:word" xmlns:w14="http://schemas.microsoft.com/office/word/2010/wordml" xmlns:w="http://schemas.openxmlformats.org/wordprocessingml/2006/main" xmlns:wne="http://schemas.microsoft.com/office/word/2006/wordml" xmlns:wp14="http://schemas.microsoft.com/office/word/2010/wordprocessingDrawing" xmlns:wp="http://schemas.openxmlformats.org/drawingml/2006/wordprocessingDrawing" xmlns:wpc="http://schemas.microsoft.com/office/word/2010/wordprocessingCanvas" xmlns:wpg="http://schemas.microsoft.com/office/word/2010/wordprocessingGroup" xmlns:wpi="http://schemas.microsoft.com/office/word/2010/wordprocessingInk" xmlns:wps="http://schemas.microsoft.com/office/word/2010/wordprocessingShape" mc:Ignorable="w14 wp14">
+  <w:p>
+    <w:pPr>
+      <w:pStyle w:val="Footer"/>
+      <w:spacing w:before="0"/>
+      <w:jc w:val="right"/>
+    </w:pPr>
+    <w:r/>
+    <w:r>
+      <w:rPr>
+        <w:rFonts w:ascii="Calibri" w:hAnsi="Calibri" w:eastAsia="PingFang SC"/>
+        <w:color w:val="5B6B7A"/>
+        <w:sz w:val="18"/>
+      </w:rPr>
+      <w:t xml:space="preserve">2026-9-8   ·   </w:t>
+    </w:r>
+    <w:r>
+      <w:rPr>
+        <w:rFonts w:ascii="Calibri" w:hAnsi="Calibri" w:eastAsia="PingFang SC"/>
+        <w:color w:val="5B6B7A"/>
+        <w:sz w:val="18"/>
+      </w:rPr>
+      <w:fldChar w:fldCharType="begin"/>
+      <w:instrText xml:space="preserve">PAGE</w:instrText>
+      <w:fldChar w:fldCharType="separate"/>
+      <w:t>1</w:t>
+      <w:fldChar w:fldCharType="end"/>
+    </w:r>
+  </w:p>
+</w:ftr>
+</file>
+
+<file path=word/footer6.xml><?xml version="1.0" encoding="utf-8"?>
+<w:ftr xmlns:m="http://schemas.openxmlformats.org/officeDocument/2006/math" xmlns:mc="http://schemas.openxmlformats.org/markup-compatibility/2006" xmlns:mo="http://schemas.microsoft.com/office/mac/office/2008/main" xmlns:mv="urn:schemas-microsoft-com:mac:vml" xmlns:o="urn:schemas-microsoft-com:office:office" xmlns:r="http://schemas.openxmlformats.org/officeDocument/2006/relationships" xmlns:v="urn:schemas-microsoft-com:vml" xmlns:w10="urn:schemas-microsoft-com:office:word" xmlns:w14="http://schemas.microsoft.com/office/word/2010/wordml" xmlns:w="http://schemas.openxmlformats.org/wordprocessingml/2006/main" xmlns:wne="http://schemas.microsoft.com/office/word/2006/wordml" xmlns:wp14="http://schemas.microsoft.com/office/word/2010/wordprocessingDrawing" xmlns:wp="http://schemas.openxmlformats.org/drawingml/2006/wordprocessingDrawing" xmlns:wpc="http://schemas.microsoft.com/office/word/2010/wordprocessingCanvas" xmlns:wpg="http://schemas.microsoft.com/office/word/2010/wordprocessingGroup" xmlns:wpi="http://schemas.microsoft.com/office/word/2010/wordprocessingInk" xmlns:wps="http://schemas.microsoft.com/office/word/2010/wordprocessingShape" mc:Ignorable="w14 wp14">
+  <w:p>
+    <w:pPr>
+      <w:pStyle w:val="Footer"/>
+      <w:spacing w:before="0"/>
+      <w:jc w:val="right"/>
+    </w:pPr>
+    <w:r/>
+    <w:r>
+      <w:rPr>
+        <w:rFonts w:ascii="Calibri" w:hAnsi="Calibri" w:eastAsia="PingFang SC"/>
+        <w:color w:val="5B6B7A"/>
+        <w:sz w:val="18"/>
+      </w:rPr>
+      <w:t xml:space="preserve">2026-9-8   ·   </w:t>
     </w:r>
     <w:r>
       <w:rPr>
@@ -2164,15 +2291,7 @@
       <w:spacing w:after="0"/>
       <w:jc w:val="left"/>
     </w:pPr>
-    <w:r>
-      <w:rPr>
-        <w:rFonts w:ascii="Calibri" w:hAnsi="Calibri" w:eastAsia="PingFang SC"/>
-        <w:b/>
-        <w:color w:val="5B6B7A"/>
-        <w:sz w:val="17"/>
-      </w:rPr>
-      <w:t>ASK OR INFER?  ·  汇报精简版</w:t>
-    </w:r>
+    <w:r/>
   </w:p>
 </w:hdr>
 </file>
@@ -2185,15 +2304,7 @@
       <w:spacing w:after="0"/>
       <w:jc w:val="left"/>
     </w:pPr>
-    <w:r>
-      <w:rPr>
-        <w:rFonts w:ascii="Calibri" w:hAnsi="Calibri" w:eastAsia="PingFang SC"/>
-        <w:b/>
-        <w:color w:val="5B6B7A"/>
-        <w:sz w:val="17"/>
-      </w:rPr>
-      <w:t>ASK OR INFER?  ·  汇报精简版</w:t>
-    </w:r>
+    <w:r/>
   </w:p>
 </w:hdr>
 </file>
@@ -2206,15 +2317,46 @@
       <w:spacing w:after="0"/>
       <w:jc w:val="left"/>
     </w:pPr>
-    <w:r>
-      <w:rPr>
-        <w:rFonts w:ascii="Calibri" w:hAnsi="Calibri" w:eastAsia="PingFang SC"/>
-        <w:b/>
-        <w:color w:val="5B6B7A"/>
-        <w:sz w:val="17"/>
-      </w:rPr>
-      <w:t>ASK OR INFER?  ·  汇报精简版</w:t>
-    </w:r>
+    <w:r/>
+  </w:p>
+</w:hdr>
+</file>
+
+<file path=word/header4.xml><?xml version="1.0" encoding="utf-8"?>
+<w:hdr xmlns:m="http://schemas.openxmlformats.org/officeDocument/2006/math" xmlns:mc="http://schemas.openxmlformats.org/markup-compatibility/2006" xmlns:mo="http://schemas.microsoft.com/office/mac/office/2008/main" xmlns:mv="urn:schemas-microsoft-com:mac:vml" xmlns:o="urn:schemas-microsoft-com:office:office" xmlns:r="http://schemas.openxmlformats.org/officeDocument/2006/relationships" xmlns:v="urn:schemas-microsoft-com:vml" xmlns:w10="urn:schemas-microsoft-com:office:word" xmlns:w14="http://schemas.microsoft.com/office/word/2010/wordml" xmlns:w="http://schemas.openxmlformats.org/wordprocessingml/2006/main" xmlns:wne="http://schemas.microsoft.com/office/word/2006/wordml" xmlns:wp14="http://schemas.microsoft.com/office/word/2010/wordprocessingDrawing" xmlns:wp="http://schemas.openxmlformats.org/drawingml/2006/wordprocessingDrawing" xmlns:wpc="http://schemas.microsoft.com/office/word/2010/wordprocessingCanvas" xmlns:wpg="http://schemas.microsoft.com/office/word/2010/wordprocessingGroup" xmlns:wpi="http://schemas.microsoft.com/office/word/2010/wordprocessingInk" xmlns:wps="http://schemas.microsoft.com/office/word/2010/wordprocessingShape" mc:Ignorable="w14 wp14">
+  <w:p>
+    <w:pPr>
+      <w:pStyle w:val="Header"/>
+      <w:spacing w:after="0"/>
+      <w:jc w:val="left"/>
+    </w:pPr>
+    <w:r/>
+  </w:p>
+</w:hdr>
+</file>
+
+<file path=word/header5.xml><?xml version="1.0" encoding="utf-8"?>
+<w:hdr xmlns:m="http://schemas.openxmlformats.org/officeDocument/2006/math" xmlns:mc="http://schemas.openxmlformats.org/markup-compatibility/2006" xmlns:mo="http://schemas.microsoft.com/office/mac/office/2008/main" xmlns:mv="urn:schemas-microsoft-com:mac:vml" xmlns:o="urn:schemas-microsoft-com:office:office" xmlns:r="http://schemas.openxmlformats.org/officeDocument/2006/relationships" xmlns:v="urn:schemas-microsoft-com:vml" xmlns:w10="urn:schemas-microsoft-com:office:word" xmlns:w14="http://schemas.microsoft.com/office/word/2010/wordml" xmlns:w="http://schemas.openxmlformats.org/wordprocessingml/2006/main" xmlns:wne="http://schemas.microsoft.com/office/word/2006/wordml" xmlns:wp14="http://schemas.microsoft.com/office/word/2010/wordprocessingDrawing" xmlns:wp="http://schemas.openxmlformats.org/drawingml/2006/wordprocessingDrawing" xmlns:wpc="http://schemas.microsoft.com/office/word/2010/wordprocessingCanvas" xmlns:wpg="http://schemas.microsoft.com/office/word/2010/wordprocessingGroup" xmlns:wpi="http://schemas.microsoft.com/office/word/2010/wordprocessingInk" xmlns:wps="http://schemas.microsoft.com/office/word/2010/wordprocessingShape" mc:Ignorable="w14 wp14">
+  <w:p>
+    <w:pPr>
+      <w:pStyle w:val="Header"/>
+      <w:spacing w:after="0"/>
+      <w:jc w:val="left"/>
+    </w:pPr>
+    <w:r/>
+  </w:p>
+</w:hdr>
+</file>
+
+<file path=word/header6.xml><?xml version="1.0" encoding="utf-8"?>
+<w:hdr xmlns:m="http://schemas.openxmlformats.org/officeDocument/2006/math" xmlns:mc="http://schemas.openxmlformats.org/markup-compatibility/2006" xmlns:mo="http://schemas.microsoft.com/office/mac/office/2008/main" xmlns:mv="urn:schemas-microsoft-com:mac:vml" xmlns:o="urn:schemas-microsoft-com:office:office" xmlns:r="http://schemas.openxmlformats.org/officeDocument/2006/relationships" xmlns:v="urn:schemas-microsoft-com:vml" xmlns:w10="urn:schemas-microsoft-com:office:word" xmlns:w14="http://schemas.microsoft.com/office/word/2010/wordml" xmlns:w="http://schemas.openxmlformats.org/wordprocessingml/2006/main" xmlns:wne="http://schemas.microsoft.com/office/word/2006/wordml" xmlns:wp14="http://schemas.microsoft.com/office/word/2010/wordprocessingDrawing" xmlns:wp="http://schemas.openxmlformats.org/drawingml/2006/wordprocessingDrawing" xmlns:wpc="http://schemas.microsoft.com/office/word/2010/wordprocessingCanvas" xmlns:wpg="http://schemas.microsoft.com/office/word/2010/wordprocessingGroup" xmlns:wpi="http://schemas.microsoft.com/office/word/2010/wordprocessingInk" xmlns:wps="http://schemas.microsoft.com/office/word/2010/wordprocessingShape" mc:Ignorable="w14 wp14">
+  <w:p>
+    <w:pPr>
+      <w:pStyle w:val="Header"/>
+      <w:spacing w:after="0"/>
+      <w:jc w:val="left"/>
+    </w:pPr>
+    <w:r/>
   </w:p>
 </w:hdr>
 </file>
